--- a/gov_paper/deliverables/Paper_PublicSector_Accounting.docx
+++ b/gov_paper/deliverables/Paper_PublicSector_Accounting.docx
@@ -17,7 +17,7 @@
           <w:szCs w:val="28"/>
           <w:lang w:val="en-US" w:bidi="fa-IR"/>
         </w:rPr>
-        <w:t xml:space="preserve">از انطباق نمادین تا اجرای ماهوی: نقش فشارهای نهادی و بلوغ نظام اطلاعاتی در اثرگذاری اصلاحات مالی بر پاسخگویی دستگاه‌های اجرایی</w:t>
+        <w:t xml:space="preserve">ظاهر یا ماهیت؟ فشارهای نهادی و پاسخگویی در اصلاحات مالی دستگاه‌های اجرایی</w:t>
       </w:r>
     </w:p>
     <w:p>
@@ -19726,7 +19726,7 @@
           <w:szCs w:val="24"/>
           <w:lang w:val="en-US" w:bidi="fa-IR"/>
         </w:rPr>
-        <w:t xml:space="preserve">From Symbolic Compliance to Substantive Implementation</w:t>
+        <w:t xml:space="preserve">Form or Substance</w:t>
       </w:r>
       <w:r>
         <w:rPr>
@@ -19739,7 +19739,7 @@
           <w:szCs w:val="28"/>
           <w:lang w:val="en-US" w:bidi="fa-IR"/>
         </w:rPr>
-        <w:t xml:space="preserve">: </w:t>
+        <w:t xml:space="preserve">? </w:t>
       </w:r>
       <w:r>
         <w:rPr>
@@ -19752,33 +19752,7 @@
           <w:szCs w:val="24"/>
           <w:lang w:val="en-US" w:bidi="fa-IR"/>
         </w:rPr>
-        <w:t xml:space="preserve">Institutional Pressures</w:t>
-      </w:r>
-      <w:r>
-        <w:rPr>
-          <w:rFonts w:ascii="Times New Roman" w:hAnsi="Times New Roman" w:cs="Arial" w:eastAsia="Times New Roman"/>
-          <w:b/>
-          <w:bCs/>
-          <w:i/>
-          <w:iCs/>
-          <w:sz w:val="28"/>
-          <w:szCs w:val="28"/>
-          <w:lang w:val="en-US" w:bidi="fa-IR"/>
-        </w:rPr>
-        <w:t xml:space="preserve">, </w:t>
-      </w:r>
-      <w:r>
-        <w:rPr>
-          <w:rFonts w:ascii="Times New Roman" w:hAnsi="Times New Roman" w:cs="Times New Roman" w:eastAsia="Times New Roman"/>
-          <w:b/>
-          <w:bCs/>
-          <w:i/>
-          <w:iCs/>
-          <w:sz w:val="24"/>
-          <w:szCs w:val="24"/>
-          <w:lang w:val="en-US" w:bidi="fa-IR"/>
-        </w:rPr>
-        <w:t xml:space="preserve">Information-System Maturity and the Accountability Effects of Public-Sector Financial Reforms</w:t>
+        <w:t xml:space="preserve">Institutional Pressures and Accountability in Public-Sector Financial Reforms</w:t>
       </w:r>
     </w:p>
     <w:p>

--- a/gov_paper/deliverables/Paper_PublicSector_Accounting.docx
+++ b/gov_paper/deliverables/Paper_PublicSector_Accounting.docx
@@ -13639,6 +13639,127 @@
           <w:lang w:val="en-US" w:bidi="fa-IR"/>
         </w:rPr>
         <w:t xml:space="preserve">doi.org/10.5465/19416520.2012.684462</w:t>
+      </w:r>
+    </w:p>
+    <w:p>
+      <w:pPr>
+        <w:spacing w:before="0" w:after="40" w:line="240" w:lineRule="auto"/>
+        <w:ind w:left="567" w:hanging="567"/>
+        <w:jc w:val="left"/>
+      </w:pPr>
+      <w:r>
+        <w:rPr>
+          <w:rFonts w:ascii="Times New Roman" w:hAnsi="Times New Roman" w:cs="Times New Roman" w:eastAsia="Times New Roman"/>
+          <w:sz w:val="18"/>
+          <w:szCs w:val="18"/>
+          <w:lang w:val="en-US" w:bidi="fa-IR"/>
+        </w:rPr>
+        <w:t xml:space="preserve">Chen</w:t>
+      </w:r>
+      <w:r>
+        <w:rPr>
+          <w:rFonts w:ascii="Times New Roman" w:hAnsi="Times New Roman" w:cs="Times New Roman" w:eastAsia="Times New Roman"/>
+          <w:sz w:val="22"/>
+          <w:szCs w:val="22"/>
+          <w:lang w:val="en-US" w:bidi="fa-IR"/>
+        </w:rPr>
+        <w:t xml:space="preserve">, </w:t>
+      </w:r>
+      <w:r>
+        <w:rPr>
+          <w:rFonts w:ascii="Times New Roman" w:hAnsi="Times New Roman" w:cs="Times New Roman" w:eastAsia="Times New Roman"/>
+          <w:sz w:val="18"/>
+          <w:szCs w:val="18"/>
+          <w:lang w:val="en-US" w:bidi="fa-IR"/>
+        </w:rPr>
+        <w:t xml:space="preserve">F. F</w:t>
+      </w:r>
+      <w:r>
+        <w:rPr>
+          <w:rFonts w:ascii="Times New Roman" w:hAnsi="Times New Roman" w:cs="Times New Roman" w:eastAsia="Times New Roman"/>
+          <w:sz w:val="22"/>
+          <w:szCs w:val="22"/>
+          <w:lang w:val="en-US" w:bidi="fa-IR"/>
+        </w:rPr>
+        <w:t xml:space="preserve">. (2007). </w:t>
+      </w:r>
+      <w:r>
+        <w:rPr>
+          <w:rFonts w:ascii="Times New Roman" w:hAnsi="Times New Roman" w:cs="Times New Roman" w:eastAsia="Times New Roman"/>
+          <w:sz w:val="18"/>
+          <w:szCs w:val="18"/>
+          <w:lang w:val="en-US" w:bidi="fa-IR"/>
+        </w:rPr>
+        <w:t xml:space="preserve">Sensitivity of goodness of fit indexes to lack of measurement invariance</w:t>
+      </w:r>
+      <w:r>
+        <w:rPr>
+          <w:rFonts w:ascii="Times New Roman" w:hAnsi="Times New Roman" w:cs="Times New Roman" w:eastAsia="Times New Roman"/>
+          <w:sz w:val="22"/>
+          <w:szCs w:val="22"/>
+          <w:lang w:val="en-US" w:bidi="fa-IR"/>
+        </w:rPr>
+        <w:t xml:space="preserve">. </w:t>
+      </w:r>
+      <w:r>
+        <w:rPr>
+          <w:rFonts w:ascii="Times New Roman" w:hAnsi="Times New Roman" w:cs="Times New Roman" w:eastAsia="Times New Roman"/>
+          <w:i/>
+          <w:iCs/>
+          <w:sz w:val="18"/>
+          <w:szCs w:val="18"/>
+          <w:lang w:val="en-US" w:bidi="fa-IR"/>
+        </w:rPr>
+        <w:t xml:space="preserve">Structural Equation Modeling</w:t>
+      </w:r>
+      <w:r>
+        <w:rPr>
+          <w:rFonts w:ascii="Times New Roman" w:hAnsi="Times New Roman" w:cs="Times New Roman" w:eastAsia="Times New Roman"/>
+          <w:i/>
+          <w:iCs/>
+          <w:sz w:val="22"/>
+          <w:szCs w:val="22"/>
+          <w:lang w:val="en-US" w:bidi="fa-IR"/>
+        </w:rPr>
+        <w:t xml:space="preserve">, 14</w:t>
+      </w:r>
+      <w:r>
+        <w:rPr>
+          <w:rFonts w:ascii="Times New Roman" w:hAnsi="Times New Roman" w:cs="Times New Roman" w:eastAsia="Times New Roman"/>
+          <w:sz w:val="22"/>
+          <w:szCs w:val="22"/>
+          <w:lang w:val="en-US" w:bidi="fa-IR"/>
+        </w:rPr>
+        <w:t xml:space="preserve">(3), 464–504. </w:t>
+      </w:r>
+      <w:r>
+        <w:rPr>
+          <w:rFonts w:ascii="Times New Roman" w:hAnsi="Times New Roman" w:cs="Times New Roman" w:eastAsia="Times New Roman"/>
+          <w:sz w:val="18"/>
+          <w:szCs w:val="18"/>
+          <w:lang w:val="en-US" w:bidi="fa-IR"/>
+        </w:rPr>
+        <w:t xml:space="preserve">https</w:t>
+      </w:r>
+      <w:r>
+        <w:rPr>
+          <w:rFonts w:ascii="Times New Roman" w:hAnsi="Times New Roman" w:cs="Times New Roman" w:eastAsia="Times New Roman"/>
+          <w:sz w:val="22"/>
+          <w:szCs w:val="22"/>
+          <w:lang w:val="en-US" w:bidi="fa-IR"/>
+        </w:rPr>
+        <w:t xml:space="preserve">:</w:t>
+      </w:r>
+      <w:r>
+        <w:rPr>
+          <w:rFonts w:ascii="Times New Roman" w:hAnsi="Times New Roman" w:cs="Times New Roman" w:eastAsia="Times New Roman"/>
+          <w:i/>
+          <w:iCs/>
+          <w:sz w:val="18"/>
+          <w:szCs w:val="18"/>
+          <w:lang w:val="en-US" w:bidi="fa-IR"/>
+        </w:rPr>
+        <w:t xml:space="preserve">doi.org/10.1080/10705510701301834</w:t>
       </w:r>
     </w:p>
     <w:p>

--- a/gov_paper/deliverables/Paper_PublicSector_Accounting.docx
+++ b/gov_paper/deliverables/Paper_PublicSector_Accounting.docx
@@ -12818,13 +12818,11 @@
           <w:szCs w:val="22"/>
           <w:lang w:val="en-US" w:bidi="fa-IR"/>
         </w:rPr>
-        <w:t xml:space="preserve">:</w:t>
-      </w:r>
-      <w:r>
-        <w:rPr>
-          <w:rFonts w:ascii="Times New Roman" w:hAnsi="Times New Roman" w:cs="Times New Roman" w:eastAsia="Times New Roman"/>
-          <w:i/>
-          <w:iCs/>
+        <w:t xml:space="preserve">://</w:t>
+      </w:r>
+      <w:r>
+        <w:rPr>
+          <w:rFonts w:ascii="Times New Roman" w:hAnsi="Times New Roman" w:cs="Times New Roman" w:eastAsia="Times New Roman"/>
           <w:sz w:val="18"/>
           <w:szCs w:val="18"/>
           <w:lang w:val="en-US" w:bidi="fa-IR"/>
@@ -12834,8 +12832,6 @@
       <w:r>
         <w:rPr>
           <w:rFonts w:ascii="Times New Roman" w:hAnsi="Times New Roman" w:cs="Times New Roman" w:eastAsia="Times New Roman"/>
-          <w:i/>
-          <w:iCs/>
           <w:sz w:val="22"/>
           <w:szCs w:val="22"/>
           <w:lang w:val="en-US" w:bidi="fa-IR"/>
@@ -12845,8 +12841,6 @@
       <w:r>
         <w:rPr>
           <w:rFonts w:ascii="Times New Roman" w:hAnsi="Times New Roman" w:cs="Times New Roman" w:eastAsia="Times New Roman"/>
-          <w:i/>
-          <w:iCs/>
           <w:sz w:val="18"/>
           <w:szCs w:val="18"/>
           <w:lang w:val="en-US" w:bidi="fa-IR"/>
@@ -12856,8 +12850,6 @@
       <w:r>
         <w:rPr>
           <w:rFonts w:ascii="Times New Roman" w:hAnsi="Times New Roman" w:cs="Times New Roman" w:eastAsia="Times New Roman"/>
-          <w:i/>
-          <w:iCs/>
           <w:sz w:val="22"/>
           <w:szCs w:val="22"/>
           <w:lang w:val="en-US" w:bidi="fa-IR"/>
@@ -12990,13 +12982,11 @@
           <w:szCs w:val="22"/>
           <w:lang w:val="en-US" w:bidi="fa-IR"/>
         </w:rPr>
-        <w:t xml:space="preserve">:</w:t>
-      </w:r>
-      <w:r>
-        <w:rPr>
-          <w:rFonts w:ascii="Times New Roman" w:hAnsi="Times New Roman" w:cs="Times New Roman" w:eastAsia="Times New Roman"/>
-          <w:i/>
-          <w:iCs/>
+        <w:t xml:space="preserve">://</w:t>
+      </w:r>
+      <w:r>
+        <w:rPr>
+          <w:rFonts w:ascii="Times New Roman" w:hAnsi="Times New Roman" w:cs="Times New Roman" w:eastAsia="Times New Roman"/>
           <w:sz w:val="18"/>
           <w:szCs w:val="18"/>
           <w:lang w:val="en-US" w:bidi="fa-IR"/>
@@ -13277,13 +13267,11 @@
           <w:szCs w:val="22"/>
           <w:lang w:val="en-US" w:bidi="fa-IR"/>
         </w:rPr>
-        <w:t xml:space="preserve">:</w:t>
-      </w:r>
-      <w:r>
-        <w:rPr>
-          <w:rFonts w:ascii="Times New Roman" w:hAnsi="Times New Roman" w:cs="Times New Roman" w:eastAsia="Times New Roman"/>
-          <w:i/>
-          <w:iCs/>
+        <w:t xml:space="preserve">://</w:t>
+      </w:r>
+      <w:r>
+        <w:rPr>
+          <w:rFonts w:ascii="Times New Roman" w:hAnsi="Times New Roman" w:cs="Times New Roman" w:eastAsia="Times New Roman"/>
           <w:sz w:val="18"/>
           <w:szCs w:val="18"/>
           <w:lang w:val="en-US" w:bidi="fa-IR"/>
@@ -13452,13 +13440,11 @@
           <w:szCs w:val="22"/>
           <w:lang w:val="en-US" w:bidi="fa-IR"/>
         </w:rPr>
-        <w:t xml:space="preserve">:</w:t>
-      </w:r>
-      <w:r>
-        <w:rPr>
-          <w:rFonts w:ascii="Times New Roman" w:hAnsi="Times New Roman" w:cs="Times New Roman" w:eastAsia="Times New Roman"/>
-          <w:i/>
-          <w:iCs/>
+        <w:t xml:space="preserve">://</w:t>
+      </w:r>
+      <w:r>
+        <w:rPr>
+          <w:rFonts w:ascii="Times New Roman" w:hAnsi="Times New Roman" w:cs="Times New Roman" w:eastAsia="Times New Roman"/>
           <w:sz w:val="18"/>
           <w:szCs w:val="18"/>
           <w:lang w:val="en-US" w:bidi="fa-IR"/>
@@ -13627,13 +13613,11 @@
           <w:szCs w:val="22"/>
           <w:lang w:val="en-US" w:bidi="fa-IR"/>
         </w:rPr>
-        <w:t xml:space="preserve">:</w:t>
-      </w:r>
-      <w:r>
-        <w:rPr>
-          <w:rFonts w:ascii="Times New Roman" w:hAnsi="Times New Roman" w:cs="Times New Roman" w:eastAsia="Times New Roman"/>
-          <w:i/>
-          <w:iCs/>
+        <w:t xml:space="preserve">://</w:t>
+      </w:r>
+      <w:r>
+        <w:rPr>
+          <w:rFonts w:ascii="Times New Roman" w:hAnsi="Times New Roman" w:cs="Times New Roman" w:eastAsia="Times New Roman"/>
           <w:sz w:val="18"/>
           <w:szCs w:val="18"/>
           <w:lang w:val="en-US" w:bidi="fa-IR"/>
@@ -13748,13 +13732,11 @@
           <w:szCs w:val="22"/>
           <w:lang w:val="en-US" w:bidi="fa-IR"/>
         </w:rPr>
-        <w:t xml:space="preserve">:</w:t>
-      </w:r>
-      <w:r>
-        <w:rPr>
-          <w:rFonts w:ascii="Times New Roman" w:hAnsi="Times New Roman" w:cs="Times New Roman" w:eastAsia="Times New Roman"/>
-          <w:i/>
-          <w:iCs/>
+        <w:t xml:space="preserve">://</w:t>
+      </w:r>
+      <w:r>
+        <w:rPr>
+          <w:rFonts w:ascii="Times New Roman" w:hAnsi="Times New Roman" w:cs="Times New Roman" w:eastAsia="Times New Roman"/>
           <w:sz w:val="18"/>
           <w:szCs w:val="18"/>
           <w:lang w:val="en-US" w:bidi="fa-IR"/>
@@ -13959,13 +13941,11 @@
           <w:szCs w:val="22"/>
           <w:lang w:val="en-US" w:bidi="fa-IR"/>
         </w:rPr>
-        <w:t xml:space="preserve">:</w:t>
-      </w:r>
-      <w:r>
-        <w:rPr>
-          <w:rFonts w:ascii="Times New Roman" w:hAnsi="Times New Roman" w:cs="Times New Roman" w:eastAsia="Times New Roman"/>
-          <w:i/>
-          <w:iCs/>
+        <w:t xml:space="preserve">://</w:t>
+      </w:r>
+      <w:r>
+        <w:rPr>
+          <w:rFonts w:ascii="Times New Roman" w:hAnsi="Times New Roman" w:cs="Times New Roman" w:eastAsia="Times New Roman"/>
           <w:sz w:val="18"/>
           <w:szCs w:val="18"/>
           <w:lang w:val="en-US" w:bidi="fa-IR"/>
@@ -14242,13 +14222,11 @@
           <w:szCs w:val="22"/>
           <w:lang w:val="en-US" w:bidi="fa-IR"/>
         </w:rPr>
-        <w:t xml:space="preserve">:</w:t>
-      </w:r>
-      <w:r>
-        <w:rPr>
-          <w:rFonts w:ascii="Times New Roman" w:hAnsi="Times New Roman" w:cs="Times New Roman" w:eastAsia="Times New Roman"/>
-          <w:i/>
-          <w:iCs/>
+        <w:t xml:space="preserve">://</w:t>
+      </w:r>
+      <w:r>
+        <w:rPr>
+          <w:rFonts w:ascii="Times New Roman" w:hAnsi="Times New Roman" w:cs="Times New Roman" w:eastAsia="Times New Roman"/>
           <w:sz w:val="18"/>
           <w:szCs w:val="18"/>
           <w:lang w:val="en-US" w:bidi="fa-IR"/>
@@ -14417,13 +14395,11 @@
           <w:szCs w:val="22"/>
           <w:lang w:val="en-US" w:bidi="fa-IR"/>
         </w:rPr>
-        <w:t xml:space="preserve">:</w:t>
-      </w:r>
-      <w:r>
-        <w:rPr>
-          <w:rFonts w:ascii="Times New Roman" w:hAnsi="Times New Roman" w:cs="Times New Roman" w:eastAsia="Times New Roman"/>
-          <w:i/>
-          <w:iCs/>
+        <w:t xml:space="preserve">://</w:t>
+      </w:r>
+      <w:r>
+        <w:rPr>
+          <w:rFonts w:ascii="Times New Roman" w:hAnsi="Times New Roman" w:cs="Times New Roman" w:eastAsia="Times New Roman"/>
           <w:sz w:val="18"/>
           <w:szCs w:val="18"/>
           <w:lang w:val="en-US" w:bidi="fa-IR"/>
@@ -14592,13 +14568,11 @@
           <w:szCs w:val="22"/>
           <w:lang w:val="en-US" w:bidi="fa-IR"/>
         </w:rPr>
-        <w:t xml:space="preserve">:</w:t>
-      </w:r>
-      <w:r>
-        <w:rPr>
-          <w:rFonts w:ascii="Times New Roman" w:hAnsi="Times New Roman" w:cs="Times New Roman" w:eastAsia="Times New Roman"/>
-          <w:i/>
-          <w:iCs/>
+        <w:t xml:space="preserve">://</w:t>
+      </w:r>
+      <w:r>
+        <w:rPr>
+          <w:rFonts w:ascii="Times New Roman" w:hAnsi="Times New Roman" w:cs="Times New Roman" w:eastAsia="Times New Roman"/>
           <w:sz w:val="18"/>
           <w:szCs w:val="18"/>
           <w:lang w:val="en-US" w:bidi="fa-IR"/>
@@ -14839,13 +14813,11 @@
           <w:szCs w:val="22"/>
           <w:lang w:val="en-US" w:bidi="fa-IR"/>
         </w:rPr>
-        <w:t xml:space="preserve">:</w:t>
-      </w:r>
-      <w:r>
-        <w:rPr>
-          <w:rFonts w:ascii="Times New Roman" w:hAnsi="Times New Roman" w:cs="Times New Roman" w:eastAsia="Times New Roman"/>
-          <w:i/>
-          <w:iCs/>
+        <w:t xml:space="preserve">://</w:t>
+      </w:r>
+      <w:r>
+        <w:rPr>
+          <w:rFonts w:ascii="Times New Roman" w:hAnsi="Times New Roman" w:cs="Times New Roman" w:eastAsia="Times New Roman"/>
           <w:sz w:val="18"/>
           <w:szCs w:val="18"/>
           <w:lang w:val="en-US" w:bidi="fa-IR"/>
@@ -14996,13 +14968,11 @@
           <w:szCs w:val="22"/>
           <w:lang w:val="en-US" w:bidi="fa-IR"/>
         </w:rPr>
-        <w:t xml:space="preserve">:</w:t>
-      </w:r>
-      <w:r>
-        <w:rPr>
-          <w:rFonts w:ascii="Times New Roman" w:hAnsi="Times New Roman" w:cs="Times New Roman" w:eastAsia="Times New Roman"/>
-          <w:i/>
-          <w:iCs/>
+        <w:t xml:space="preserve">://</w:t>
+      </w:r>
+      <w:r>
+        <w:rPr>
+          <w:rFonts w:ascii="Times New Roman" w:hAnsi="Times New Roman" w:cs="Times New Roman" w:eastAsia="Times New Roman"/>
           <w:sz w:val="18"/>
           <w:szCs w:val="18"/>
           <w:lang w:val="en-US" w:bidi="fa-IR"/>
@@ -15117,13 +15087,11 @@
           <w:szCs w:val="22"/>
           <w:lang w:val="en-US" w:bidi="fa-IR"/>
         </w:rPr>
-        <w:t xml:space="preserve">:</w:t>
-      </w:r>
-      <w:r>
-        <w:rPr>
-          <w:rFonts w:ascii="Times New Roman" w:hAnsi="Times New Roman" w:cs="Times New Roman" w:eastAsia="Times New Roman"/>
-          <w:i/>
-          <w:iCs/>
+        <w:t xml:space="preserve">://</w:t>
+      </w:r>
+      <w:r>
+        <w:rPr>
+          <w:rFonts w:ascii="Times New Roman" w:hAnsi="Times New Roman" w:cs="Times New Roman" w:eastAsia="Times New Roman"/>
           <w:sz w:val="18"/>
           <w:szCs w:val="18"/>
           <w:lang w:val="en-US" w:bidi="fa-IR"/>
@@ -15310,13 +15278,11 @@
           <w:szCs w:val="22"/>
           <w:lang w:val="en-US" w:bidi="fa-IR"/>
         </w:rPr>
-        <w:t xml:space="preserve">:</w:t>
-      </w:r>
-      <w:r>
-        <w:rPr>
-          <w:rFonts w:ascii="Times New Roman" w:hAnsi="Times New Roman" w:cs="Times New Roman" w:eastAsia="Times New Roman"/>
-          <w:i/>
-          <w:iCs/>
+        <w:t xml:space="preserve">://</w:t>
+      </w:r>
+      <w:r>
+        <w:rPr>
+          <w:rFonts w:ascii="Times New Roman" w:hAnsi="Times New Roman" w:cs="Times New Roman" w:eastAsia="Times New Roman"/>
           <w:sz w:val="18"/>
           <w:szCs w:val="18"/>
           <w:lang w:val="en-US" w:bidi="fa-IR"/>
@@ -15431,13 +15397,11 @@
           <w:szCs w:val="22"/>
           <w:lang w:val="en-US" w:bidi="fa-IR"/>
         </w:rPr>
-        <w:t xml:space="preserve">:</w:t>
-      </w:r>
-      <w:r>
-        <w:rPr>
-          <w:rFonts w:ascii="Times New Roman" w:hAnsi="Times New Roman" w:cs="Times New Roman" w:eastAsia="Times New Roman"/>
-          <w:i/>
-          <w:iCs/>
+        <w:t xml:space="preserve">://</w:t>
+      </w:r>
+      <w:r>
+        <w:rPr>
+          <w:rFonts w:ascii="Times New Roman" w:hAnsi="Times New Roman" w:cs="Times New Roman" w:eastAsia="Times New Roman"/>
           <w:sz w:val="18"/>
           <w:szCs w:val="18"/>
           <w:lang w:val="en-US" w:bidi="fa-IR"/>
@@ -15606,13 +15570,11 @@
           <w:szCs w:val="22"/>
           <w:lang w:val="en-US" w:bidi="fa-IR"/>
         </w:rPr>
-        <w:t xml:space="preserve">:</w:t>
-      </w:r>
-      <w:r>
-        <w:rPr>
-          <w:rFonts w:ascii="Times New Roman" w:hAnsi="Times New Roman" w:cs="Times New Roman" w:eastAsia="Times New Roman"/>
-          <w:i/>
-          <w:iCs/>
+        <w:t xml:space="preserve">://</w:t>
+      </w:r>
+      <w:r>
+        <w:rPr>
+          <w:rFonts w:ascii="Times New Roman" w:hAnsi="Times New Roman" w:cs="Times New Roman" w:eastAsia="Times New Roman"/>
           <w:sz w:val="18"/>
           <w:szCs w:val="18"/>
           <w:lang w:val="en-US" w:bidi="fa-IR"/>
@@ -15781,13 +15743,11 @@
           <w:szCs w:val="22"/>
           <w:lang w:val="en-US" w:bidi="fa-IR"/>
         </w:rPr>
-        <w:t xml:space="preserve">:</w:t>
-      </w:r>
-      <w:r>
-        <w:rPr>
-          <w:rFonts w:ascii="Times New Roman" w:hAnsi="Times New Roman" w:cs="Times New Roman" w:eastAsia="Times New Roman"/>
-          <w:i/>
-          <w:iCs/>
+        <w:t xml:space="preserve">://</w:t>
+      </w:r>
+      <w:r>
+        <w:rPr>
+          <w:rFonts w:ascii="Times New Roman" w:hAnsi="Times New Roman" w:cs="Times New Roman" w:eastAsia="Times New Roman"/>
           <w:sz w:val="18"/>
           <w:szCs w:val="18"/>
           <w:lang w:val="en-US" w:bidi="fa-IR"/>
@@ -15920,13 +15880,11 @@
           <w:szCs w:val="22"/>
           <w:lang w:val="en-US" w:bidi="fa-IR"/>
         </w:rPr>
-        <w:t xml:space="preserve">:</w:t>
-      </w:r>
-      <w:r>
-        <w:rPr>
-          <w:rFonts w:ascii="Times New Roman" w:hAnsi="Times New Roman" w:cs="Times New Roman" w:eastAsia="Times New Roman"/>
-          <w:i/>
-          <w:iCs/>
+        <w:t xml:space="preserve">://</w:t>
+      </w:r>
+      <w:r>
+        <w:rPr>
+          <w:rFonts w:ascii="Times New Roman" w:hAnsi="Times New Roman" w:cs="Times New Roman" w:eastAsia="Times New Roman"/>
           <w:sz w:val="18"/>
           <w:szCs w:val="18"/>
           <w:lang w:val="en-US" w:bidi="fa-IR"/>
@@ -16059,13 +16017,11 @@
           <w:szCs w:val="22"/>
           <w:lang w:val="en-US" w:bidi="fa-IR"/>
         </w:rPr>
-        <w:t xml:space="preserve">:</w:t>
-      </w:r>
-      <w:r>
-        <w:rPr>
-          <w:rFonts w:ascii="Times New Roman" w:hAnsi="Times New Roman" w:cs="Times New Roman" w:eastAsia="Times New Roman"/>
-          <w:i/>
-          <w:iCs/>
+        <w:t xml:space="preserve">://</w:t>
+      </w:r>
+      <w:r>
+        <w:rPr>
+          <w:rFonts w:ascii="Times New Roman" w:hAnsi="Times New Roman" w:cs="Times New Roman" w:eastAsia="Times New Roman"/>
           <w:sz w:val="18"/>
           <w:szCs w:val="18"/>
           <w:lang w:val="en-US" w:bidi="fa-IR"/>
@@ -16180,13 +16136,11 @@
           <w:szCs w:val="22"/>
           <w:lang w:val="en-US" w:bidi="fa-IR"/>
         </w:rPr>
-        <w:t xml:space="preserve">:</w:t>
-      </w:r>
-      <w:r>
-        <w:rPr>
-          <w:rFonts w:ascii="Times New Roman" w:hAnsi="Times New Roman" w:cs="Times New Roman" w:eastAsia="Times New Roman"/>
-          <w:i/>
-          <w:iCs/>
+        <w:t xml:space="preserve">://</w:t>
+      </w:r>
+      <w:r>
+        <w:rPr>
+          <w:rFonts w:ascii="Times New Roman" w:hAnsi="Times New Roman" w:cs="Times New Roman" w:eastAsia="Times New Roman"/>
           <w:sz w:val="18"/>
           <w:szCs w:val="18"/>
           <w:lang w:val="en-US" w:bidi="fa-IR"/>
@@ -16391,13 +16345,11 @@
           <w:szCs w:val="22"/>
           <w:lang w:val="en-US" w:bidi="fa-IR"/>
         </w:rPr>
-        <w:t xml:space="preserve">:</w:t>
-      </w:r>
-      <w:r>
-        <w:rPr>
-          <w:rFonts w:ascii="Times New Roman" w:hAnsi="Times New Roman" w:cs="Times New Roman" w:eastAsia="Times New Roman"/>
-          <w:i/>
-          <w:iCs/>
+        <w:t xml:space="preserve">://</w:t>
+      </w:r>
+      <w:r>
+        <w:rPr>
+          <w:rFonts w:ascii="Times New Roman" w:hAnsi="Times New Roman" w:cs="Times New Roman" w:eastAsia="Times New Roman"/>
           <w:sz w:val="18"/>
           <w:szCs w:val="18"/>
           <w:lang w:val="en-US" w:bidi="fa-IR"/>
@@ -16407,8 +16359,6 @@
       <w:r>
         <w:rPr>
           <w:rFonts w:ascii="Times New Roman" w:hAnsi="Times New Roman" w:cs="Times New Roman" w:eastAsia="Times New Roman"/>
-          <w:i/>
-          <w:iCs/>
           <w:sz w:val="22"/>
           <w:szCs w:val="22"/>
           <w:lang w:val="en-US" w:bidi="fa-IR"/>
@@ -16595,13 +16545,11 @@
           <w:szCs w:val="22"/>
           <w:lang w:val="en-US" w:bidi="fa-IR"/>
         </w:rPr>
-        <w:t xml:space="preserve">:</w:t>
-      </w:r>
-      <w:r>
-        <w:rPr>
-          <w:rFonts w:ascii="Times New Roman" w:hAnsi="Times New Roman" w:cs="Times New Roman" w:eastAsia="Times New Roman"/>
-          <w:i/>
-          <w:iCs/>
+        <w:t xml:space="preserve">://</w:t>
+      </w:r>
+      <w:r>
+        <w:rPr>
+          <w:rFonts w:ascii="Times New Roman" w:hAnsi="Times New Roman" w:cs="Times New Roman" w:eastAsia="Times New Roman"/>
           <w:sz w:val="18"/>
           <w:szCs w:val="18"/>
           <w:lang w:val="en-US" w:bidi="fa-IR"/>
@@ -16806,13 +16754,11 @@
           <w:szCs w:val="22"/>
           <w:lang w:val="en-US" w:bidi="fa-IR"/>
         </w:rPr>
-        <w:t xml:space="preserve">:</w:t>
-      </w:r>
-      <w:r>
-        <w:rPr>
-          <w:rFonts w:ascii="Times New Roman" w:hAnsi="Times New Roman" w:cs="Times New Roman" w:eastAsia="Times New Roman"/>
-          <w:i/>
-          <w:iCs/>
+        <w:t xml:space="preserve">://</w:t>
+      </w:r>
+      <w:r>
+        <w:rPr>
+          <w:rFonts w:ascii="Times New Roman" w:hAnsi="Times New Roman" w:cs="Times New Roman" w:eastAsia="Times New Roman"/>
           <w:sz w:val="18"/>
           <w:szCs w:val="18"/>
           <w:lang w:val="en-US" w:bidi="fa-IR"/>
@@ -16981,13 +16927,11 @@
           <w:szCs w:val="22"/>
           <w:lang w:val="en-US" w:bidi="fa-IR"/>
         </w:rPr>
-        <w:t xml:space="preserve">:</w:t>
-      </w:r>
-      <w:r>
-        <w:rPr>
-          <w:rFonts w:ascii="Times New Roman" w:hAnsi="Times New Roman" w:cs="Times New Roman" w:eastAsia="Times New Roman"/>
-          <w:i/>
-          <w:iCs/>
+        <w:t xml:space="preserve">://</w:t>
+      </w:r>
+      <w:r>
+        <w:rPr>
+          <w:rFonts w:ascii="Times New Roman" w:hAnsi="Times New Roman" w:cs="Times New Roman" w:eastAsia="Times New Roman"/>
           <w:sz w:val="18"/>
           <w:szCs w:val="18"/>
           <w:lang w:val="en-US" w:bidi="fa-IR"/>
@@ -17120,13 +17064,11 @@
           <w:szCs w:val="22"/>
           <w:lang w:val="en-US" w:bidi="fa-IR"/>
         </w:rPr>
-        <w:t xml:space="preserve">:</w:t>
-      </w:r>
-      <w:r>
-        <w:rPr>
-          <w:rFonts w:ascii="Times New Roman" w:hAnsi="Times New Roman" w:cs="Times New Roman" w:eastAsia="Times New Roman"/>
-          <w:i/>
-          <w:iCs/>
+        <w:t xml:space="preserve">://</w:t>
+      </w:r>
+      <w:r>
+        <w:rPr>
+          <w:rFonts w:ascii="Times New Roman" w:hAnsi="Times New Roman" w:cs="Times New Roman" w:eastAsia="Times New Roman"/>
           <w:sz w:val="18"/>
           <w:szCs w:val="18"/>
           <w:lang w:val="en-US" w:bidi="fa-IR"/>
@@ -17573,13 +17515,11 @@
           <w:szCs w:val="22"/>
           <w:lang w:val="en-US" w:bidi="fa-IR"/>
         </w:rPr>
-        <w:t xml:space="preserve">:</w:t>
-      </w:r>
-      <w:r>
-        <w:rPr>
-          <w:rFonts w:ascii="Times New Roman" w:hAnsi="Times New Roman" w:cs="Times New Roman" w:eastAsia="Times New Roman"/>
-          <w:i/>
-          <w:iCs/>
+        <w:t xml:space="preserve">://</w:t>
+      </w:r>
+      <w:r>
+        <w:rPr>
+          <w:rFonts w:ascii="Times New Roman" w:hAnsi="Times New Roman" w:cs="Times New Roman" w:eastAsia="Times New Roman"/>
           <w:sz w:val="18"/>
           <w:szCs w:val="18"/>
           <w:lang w:val="en-US" w:bidi="fa-IR"/>
@@ -17802,13 +17742,11 @@
           <w:szCs w:val="22"/>
           <w:lang w:val="en-US" w:bidi="fa-IR"/>
         </w:rPr>
-        <w:t xml:space="preserve">:</w:t>
-      </w:r>
-      <w:r>
-        <w:rPr>
-          <w:rFonts w:ascii="Times New Roman" w:hAnsi="Times New Roman" w:cs="Times New Roman" w:eastAsia="Times New Roman"/>
-          <w:i/>
-          <w:iCs/>
+        <w:t xml:space="preserve">://</w:t>
+      </w:r>
+      <w:r>
+        <w:rPr>
+          <w:rFonts w:ascii="Times New Roman" w:hAnsi="Times New Roman" w:cs="Times New Roman" w:eastAsia="Times New Roman"/>
           <w:sz w:val="18"/>
           <w:szCs w:val="18"/>
           <w:lang w:val="en-US" w:bidi="fa-IR"/>
@@ -17818,8 +17756,6 @@
       <w:r>
         <w:rPr>
           <w:rFonts w:ascii="Times New Roman" w:hAnsi="Times New Roman" w:cs="Times New Roman" w:eastAsia="Times New Roman"/>
-          <w:i/>
-          <w:iCs/>
           <w:sz w:val="22"/>
           <w:szCs w:val="22"/>
           <w:lang w:val="en-US" w:bidi="fa-IR"/>
@@ -17829,8 +17765,6 @@
       <w:r>
         <w:rPr>
           <w:rFonts w:ascii="Times New Roman" w:hAnsi="Times New Roman" w:cs="Times New Roman" w:eastAsia="Times New Roman"/>
-          <w:i/>
-          <w:iCs/>
           <w:sz w:val="18"/>
           <w:szCs w:val="18"/>
           <w:lang w:val="en-US" w:bidi="fa-IR"/>
@@ -17840,8 +17774,6 @@
       <w:r>
         <w:rPr>
           <w:rFonts w:ascii="Times New Roman" w:hAnsi="Times New Roman" w:cs="Times New Roman" w:eastAsia="Times New Roman"/>
-          <w:i/>
-          <w:iCs/>
           <w:sz w:val="22"/>
           <w:szCs w:val="22"/>
           <w:lang w:val="en-US" w:bidi="fa-IR"/>
@@ -18102,13 +18034,11 @@
           <w:szCs w:val="22"/>
           <w:lang w:val="en-US" w:bidi="fa-IR"/>
         </w:rPr>
-        <w:t xml:space="preserve">:</w:t>
-      </w:r>
-      <w:r>
-        <w:rPr>
-          <w:rFonts w:ascii="Times New Roman" w:hAnsi="Times New Roman" w:cs="Times New Roman" w:eastAsia="Times New Roman"/>
-          <w:i/>
-          <w:iCs/>
+        <w:t xml:space="preserve">://</w:t>
+      </w:r>
+      <w:r>
+        <w:rPr>
+          <w:rFonts w:ascii="Times New Roman" w:hAnsi="Times New Roman" w:cs="Times New Roman" w:eastAsia="Times New Roman"/>
           <w:sz w:val="18"/>
           <w:szCs w:val="18"/>
           <w:lang w:val="en-US" w:bidi="fa-IR"/>
@@ -18331,13 +18261,11 @@
           <w:szCs w:val="22"/>
           <w:lang w:val="en-US" w:bidi="fa-IR"/>
         </w:rPr>
-        <w:t xml:space="preserve">:</w:t>
-      </w:r>
-      <w:r>
-        <w:rPr>
-          <w:rFonts w:ascii="Times New Roman" w:hAnsi="Times New Roman" w:cs="Times New Roman" w:eastAsia="Times New Roman"/>
-          <w:i/>
-          <w:iCs/>
+        <w:t xml:space="preserve">://</w:t>
+      </w:r>
+      <w:r>
+        <w:rPr>
+          <w:rFonts w:ascii="Times New Roman" w:hAnsi="Times New Roman" w:cs="Times New Roman" w:eastAsia="Times New Roman"/>
           <w:sz w:val="18"/>
           <w:szCs w:val="18"/>
           <w:lang w:val="en-US" w:bidi="fa-IR"/>
@@ -18578,13 +18506,11 @@
           <w:szCs w:val="22"/>
           <w:lang w:val="en-US" w:bidi="fa-IR"/>
         </w:rPr>
-        <w:t xml:space="preserve">:</w:t>
-      </w:r>
-      <w:r>
-        <w:rPr>
-          <w:rFonts w:ascii="Times New Roman" w:hAnsi="Times New Roman" w:cs="Times New Roman" w:eastAsia="Times New Roman"/>
-          <w:i/>
-          <w:iCs/>
+        <w:t xml:space="preserve">://</w:t>
+      </w:r>
+      <w:r>
+        <w:rPr>
+          <w:rFonts w:ascii="Times New Roman" w:hAnsi="Times New Roman" w:cs="Times New Roman" w:eastAsia="Times New Roman"/>
           <w:sz w:val="18"/>
           <w:szCs w:val="18"/>
           <w:lang w:val="en-US" w:bidi="fa-IR"/>
@@ -18771,13 +18697,11 @@
           <w:szCs w:val="22"/>
           <w:lang w:val="en-US" w:bidi="fa-IR"/>
         </w:rPr>
-        <w:t xml:space="preserve">:</w:t>
-      </w:r>
-      <w:r>
-        <w:rPr>
-          <w:rFonts w:ascii="Times New Roman" w:hAnsi="Times New Roman" w:cs="Times New Roman" w:eastAsia="Times New Roman"/>
-          <w:i/>
-          <w:iCs/>
+        <w:t xml:space="preserve">://</w:t>
+      </w:r>
+      <w:r>
+        <w:rPr>
+          <w:rFonts w:ascii="Times New Roman" w:hAnsi="Times New Roman" w:cs="Times New Roman" w:eastAsia="Times New Roman"/>
           <w:sz w:val="18"/>
           <w:szCs w:val="18"/>
           <w:lang w:val="en-US" w:bidi="fa-IR"/>
@@ -19215,13 +19139,11 @@
           <w:szCs w:val="22"/>
           <w:lang w:val="en-US" w:bidi="fa-IR"/>
         </w:rPr>
-        <w:t xml:space="preserve">:</w:t>
-      </w:r>
-      <w:r>
-        <w:rPr>
-          <w:rFonts w:ascii="Times New Roman" w:hAnsi="Times New Roman" w:cs="Times New Roman" w:eastAsia="Times New Roman"/>
-          <w:i/>
-          <w:iCs/>
+        <w:t xml:space="preserve">://</w:t>
+      </w:r>
+      <w:r>
+        <w:rPr>
+          <w:rFonts w:ascii="Times New Roman" w:hAnsi="Times New Roman" w:cs="Times New Roman" w:eastAsia="Times New Roman"/>
           <w:sz w:val="18"/>
           <w:szCs w:val="18"/>
           <w:lang w:val="en-US" w:bidi="fa-IR"/>
@@ -19231,8 +19153,6 @@
       <w:r>
         <w:rPr>
           <w:rFonts w:ascii="Times New Roman" w:hAnsi="Times New Roman" w:cs="Times New Roman" w:eastAsia="Times New Roman"/>
-          <w:i/>
-          <w:iCs/>
           <w:sz w:val="22"/>
           <w:szCs w:val="22"/>
           <w:lang w:val="en-US" w:bidi="fa-IR"/>
@@ -19242,8 +19162,6 @@
       <w:r>
         <w:rPr>
           <w:rFonts w:ascii="Times New Roman" w:hAnsi="Times New Roman" w:cs="Times New Roman" w:eastAsia="Times New Roman"/>
-          <w:i/>
-          <w:iCs/>
           <w:sz w:val="18"/>
           <w:szCs w:val="18"/>
           <w:lang w:val="en-US" w:bidi="fa-IR"/>
@@ -19253,8 +19171,6 @@
       <w:r>
         <w:rPr>
           <w:rFonts w:ascii="Times New Roman" w:hAnsi="Times New Roman" w:cs="Times New Roman" w:eastAsia="Times New Roman"/>
-          <w:i/>
-          <w:iCs/>
           <w:sz w:val="22"/>
           <w:szCs w:val="22"/>
           <w:lang w:val="en-US" w:bidi="fa-IR"/>
@@ -19405,13 +19321,11 @@
           <w:szCs w:val="22"/>
           <w:lang w:val="en-US" w:bidi="fa-IR"/>
         </w:rPr>
-        <w:t xml:space="preserve">:</w:t>
-      </w:r>
-      <w:r>
-        <w:rPr>
-          <w:rFonts w:ascii="Times New Roman" w:hAnsi="Times New Roman" w:cs="Times New Roman" w:eastAsia="Times New Roman"/>
-          <w:i/>
-          <w:iCs/>
+        <w:t xml:space="preserve">://</w:t>
+      </w:r>
+      <w:r>
+        <w:rPr>
+          <w:rFonts w:ascii="Times New Roman" w:hAnsi="Times New Roman" w:cs="Times New Roman" w:eastAsia="Times New Roman"/>
           <w:sz w:val="18"/>
           <w:szCs w:val="18"/>
           <w:lang w:val="en-US" w:bidi="fa-IR"/>
@@ -19817,13 +19731,11 @@
           <w:szCs w:val="22"/>
           <w:lang w:val="en-US" w:bidi="fa-IR"/>
         </w:rPr>
-        <w:t xml:space="preserve">:</w:t>
-      </w:r>
-      <w:r>
-        <w:rPr>
-          <w:rFonts w:ascii="Times New Roman" w:hAnsi="Times New Roman" w:cs="Times New Roman" w:eastAsia="Times New Roman"/>
-          <w:i/>
-          <w:iCs/>
+        <w:t xml:space="preserve">://</w:t>
+      </w:r>
+      <w:r>
+        <w:rPr>
+          <w:rFonts w:ascii="Times New Roman" w:hAnsi="Times New Roman" w:cs="Times New Roman" w:eastAsia="Times New Roman"/>
           <w:sz w:val="18"/>
           <w:szCs w:val="18"/>
           <w:lang w:val="en-US" w:bidi="fa-IR"/>

--- a/gov_paper/deliverables/Paper_PublicSector_Accounting.docx
+++ b/gov_paper/deliverables/Paper_PublicSector_Accounting.docx
@@ -8037,13 +8037,25 @@
     </w:p>
     <w:p>
       <w:pPr>
+        <w:sectPr>
+          <w:headerReference w:type="even" r:id="rIdHe"/>
+          <w:headerReference w:type="default" r:id="rIdHd"/>
+          <w:pgSz w:w="11906" w:h="16838"/>
+          <w:pgMar w:top="450" w:right="2552" w:bottom="3033" w:left="2552" w:header="0" w:footer="0" w:gutter="0"/>
+          <w:pgNumType w:start="1"/>
+          <w:bidi/>
+        </w:sectPr>
+      </w:pPr>
+    </w:p>
+    <w:p>
+      <w:pPr>
         <w:keepNext/>
         <w:jc w:val="center"/>
       </w:pPr>
       <w:r>
         <w:drawing>
           <wp:inline distT="0" distB="0" distL="0" distR="0">
-            <wp:extent cx="4248000" cy="2507855"/>
+            <wp:extent cx="8460000" cy="5434909"/>
             <wp:docPr id="2" name="Figure 2"/>
             <a:graphic xmlns:a="http://schemas.openxmlformats.org/drawingml/2006/main">
               <a:graphicData uri="http://schemas.openxmlformats.org/drawingml/2006/picture">
@@ -8061,7 +8073,7 @@
                   <pic:spPr>
                     <a:xfrm>
                       <a:off x="0" y="0"/>
-                      <a:ext cx="4248000" cy="2507855"/>
+                      <a:ext cx="8460000" cy="5434909"/>
                     </a:xfrm>
                     <a:prstGeom prst="rect">
                       <a:avLst/>
@@ -8089,8 +8101,83 @@
           <w:szCs w:val="20"/>
           <w:lang w:val="en-US" w:bidi="fa-IR"/>
         </w:rPr>
-        <w:t xml:space="preserve">شکل ۲. مدل برآوردشده (ضرایب استاندارد؛ ∗ معنادار در سطح ۰٫۰۵، ∗∗ سطح ۰٫۰۱، ∗∗∗ سطح ۰٫۰۰۱)</w:t>
-      </w:r>
+        <w:t xml:space="preserve">شکل ۲. مدل برآوردشده با همهٔ گویه‌ها: بارهای عاملی استاندارد (λ) و ضرایب مسیر استاندارد (β) (∗ </w:t>
+      </w:r>
+      <w:r>
+        <w:rPr>
+          <w:rFonts w:ascii="Times New Roman" w:hAnsi="Times New Roman" w:cs="Times New Roman" w:eastAsia="Times New Roman"/>
+          <w:b/>
+          <w:bCs/>
+          <w:sz w:val="16"/>
+          <w:szCs w:val="16"/>
+          <w:lang w:val="en-US" w:bidi="fa-IR"/>
+        </w:rPr>
+        <w:t xml:space="preserve">p</w:t>
+      </w:r>
+      <w:r>
+        <w:rPr>
+          <w:rFonts w:ascii="Times New Roman" w:hAnsi="Times New Roman" w:cs="B Mitra" w:eastAsia="Times New Roman"/>
+          <w:b/>
+          <w:bCs/>
+          <w:sz w:val="20"/>
+          <w:szCs w:val="20"/>
+          <w:lang w:val="en-US" w:bidi="fa-IR"/>
+        </w:rPr>
+        <w:t xml:space="preserve">&lt;۰٫۰۵، ∗∗ </w:t>
+      </w:r>
+      <w:r>
+        <w:rPr>
+          <w:rFonts w:ascii="Times New Roman" w:hAnsi="Times New Roman" w:cs="Times New Roman" w:eastAsia="Times New Roman"/>
+          <w:b/>
+          <w:bCs/>
+          <w:sz w:val="16"/>
+          <w:szCs w:val="16"/>
+          <w:lang w:val="en-US" w:bidi="fa-IR"/>
+        </w:rPr>
+        <w:t xml:space="preserve">p</w:t>
+      </w:r>
+      <w:r>
+        <w:rPr>
+          <w:rFonts w:ascii="Times New Roman" w:hAnsi="Times New Roman" w:cs="B Mitra" w:eastAsia="Times New Roman"/>
+          <w:b/>
+          <w:bCs/>
+          <w:sz w:val="20"/>
+          <w:szCs w:val="20"/>
+          <w:lang w:val="en-US" w:bidi="fa-IR"/>
+        </w:rPr>
+        <w:t xml:space="preserve">&lt;۰٫۰۱، ∗∗∗ </w:t>
+      </w:r>
+      <w:r>
+        <w:rPr>
+          <w:rFonts w:ascii="Times New Roman" w:hAnsi="Times New Roman" w:cs="Times New Roman" w:eastAsia="Times New Roman"/>
+          <w:b/>
+          <w:bCs/>
+          <w:sz w:val="16"/>
+          <w:szCs w:val="16"/>
+          <w:lang w:val="en-US" w:bidi="fa-IR"/>
+        </w:rPr>
+        <w:t xml:space="preserve">p</w:t>
+      </w:r>
+      <w:r>
+        <w:rPr>
+          <w:rFonts w:ascii="Times New Roman" w:hAnsi="Times New Roman" w:cs="B Mitra" w:eastAsia="Times New Roman"/>
+          <w:b/>
+          <w:bCs/>
+          <w:sz w:val="20"/>
+          <w:szCs w:val="20"/>
+          <w:lang w:val="en-US" w:bidi="fa-IR"/>
+        </w:rPr>
+        <w:t xml:space="preserve">&lt;۰٫۰۰۱)</w:t>
+      </w:r>
+    </w:p>
+    <w:p>
+      <w:pPr>
+        <w:sectPr>
+          <w:pgSz w:w="16838" w:h="11906" w:orient="landscape"/>
+          <w:pgMar w:top="450" w:right="1000" w:bottom="900" w:left="1000" w:header="0" w:footer="0" w:gutter="0"/>
+          <w:bidi/>
+        </w:sectPr>
+      </w:pPr>
     </w:p>
     <w:p>
       <w:pPr>
